--- a/verslag.docx
+++ b/verslag.docx
@@ -5,6 +5,225 @@
     <w:p/>
     <w:p/>
     <w:p>
+      <w:r>
+        <w:rPr>
+          <w:noProof/>
+        </w:rPr>
+        <mc:AlternateContent>
+          <mc:Choice Requires="wps">
+            <w:drawing>
+              <wp:anchor distT="0" distB="0" distL="114300" distR="114300" simplePos="0" relativeHeight="251668480" behindDoc="0" locked="0" layoutInCell="1" allowOverlap="1" wp14:anchorId="1FD68FBF" wp14:editId="7AA3F0D6">
+                <wp:simplePos x="0" y="0"/>
+                <wp:positionH relativeFrom="column">
+                  <wp:posOffset>-194945</wp:posOffset>
+                </wp:positionH>
+                <wp:positionV relativeFrom="paragraph">
+                  <wp:posOffset>1856740</wp:posOffset>
+                </wp:positionV>
+                <wp:extent cx="504825" cy="695325"/>
+                <wp:effectExtent l="0" t="0" r="0" b="0"/>
+                <wp:wrapNone/>
+                <wp:docPr id="1445703718" name="Tekstvak 2"/>
+                <wp:cNvGraphicFramePr/>
+                <a:graphic xmlns:a="http://schemas.openxmlformats.org/drawingml/2006/main">
+                  <a:graphicData uri="http://schemas.microsoft.com/office/word/2010/wordprocessingShape">
+                    <wps:wsp>
+                      <wps:cNvSpPr txBox="1"/>
+                      <wps:spPr>
+                        <a:xfrm>
+                          <a:off x="0" y="0"/>
+                          <a:ext cx="504825" cy="695325"/>
+                        </a:xfrm>
+                        <a:prstGeom prst="rect">
+                          <a:avLst/>
+                        </a:prstGeom>
+                        <a:noFill/>
+                        <a:ln w="6350">
+                          <a:noFill/>
+                        </a:ln>
+                      </wps:spPr>
+                      <wps:txbx>
+                        <w:txbxContent>
+                          <w:p>
+                            <w:pPr>
+                              <w:contextualSpacing/>
+                              <w:rPr>
+                                <w:color w:val="E97132" w:themeColor="accent2"/>
+                                <w:sz w:val="18"/>
+                                <w:szCs w:val="18"/>
+                              </w:rPr>
+                            </w:pPr>
+                            <w:r>
+                              <w:rPr>
+                                <w:color w:val="E97132" w:themeColor="accent2"/>
+                                <w:sz w:val="18"/>
+                                <w:szCs w:val="18"/>
+                              </w:rPr>
+                              <w:t>PC9</w:t>
+                            </w:r>
+                          </w:p>
+                          <w:p>
+                            <w:pPr>
+                              <w:contextualSpacing/>
+                              <w:rPr>
+                                <w:color w:val="E97132" w:themeColor="accent2"/>
+                                <w:sz w:val="18"/>
+                                <w:szCs w:val="18"/>
+                              </w:rPr>
+                            </w:pPr>
+                            <w:r>
+                              <w:rPr>
+                                <w:color w:val="E97132" w:themeColor="accent2"/>
+                                <w:sz w:val="18"/>
+                                <w:szCs w:val="18"/>
+                              </w:rPr>
+                              <w:t>PB1</w:t>
+                            </w:r>
+                          </w:p>
+                          <w:p>
+                            <w:pPr>
+                              <w:contextualSpacing/>
+                              <w:rPr>
+                                <w:color w:val="E97132" w:themeColor="accent2"/>
+                                <w:sz w:val="18"/>
+                                <w:szCs w:val="18"/>
+                              </w:rPr>
+                            </w:pPr>
+                            <w:r>
+                              <w:rPr>
+                                <w:color w:val="E97132" w:themeColor="accent2"/>
+                                <w:sz w:val="18"/>
+                                <w:szCs w:val="18"/>
+                              </w:rPr>
+                              <w:t>PC12</w:t>
+                            </w:r>
+                          </w:p>
+                          <w:p>
+                            <w:pPr>
+                              <w:contextualSpacing/>
+                              <w:rPr>
+                                <w:color w:val="E97132" w:themeColor="accent2"/>
+                                <w:sz w:val="18"/>
+                                <w:szCs w:val="18"/>
+                              </w:rPr>
+                            </w:pPr>
+                            <w:r>
+                              <w:rPr>
+                                <w:color w:val="E97132" w:themeColor="accent2"/>
+                                <w:sz w:val="18"/>
+                                <w:szCs w:val="18"/>
+                              </w:rPr>
+                              <w:t>PB0</w:t>
+                            </w:r>
+                          </w:p>
+                        </w:txbxContent>
+                      </wps:txbx>
+                      <wps:bodyPr rot="0" spcFirstLastPara="0" vertOverflow="overflow" horzOverflow="overflow" vert="horz" wrap="square" lIns="91440" tIns="45720" rIns="91440" bIns="45720" numCol="1" spcCol="0" rtlCol="0" fromWordArt="0" anchor="t" anchorCtr="0" forceAA="0" compatLnSpc="1">
+                        <a:prstTxWarp prst="textNoShape">
+                          <a:avLst/>
+                        </a:prstTxWarp>
+                        <a:noAutofit/>
+                      </wps:bodyPr>
+                    </wps:wsp>
+                  </a:graphicData>
+                </a:graphic>
+                <wp14:sizeRelH relativeFrom="margin">
+                  <wp14:pctWidth>0</wp14:pctWidth>
+                </wp14:sizeRelH>
+                <wp14:sizeRelV relativeFrom="margin">
+                  <wp14:pctHeight>0</wp14:pctHeight>
+                </wp14:sizeRelV>
+              </wp:anchor>
+            </w:drawing>
+          </mc:Choice>
+          <mc:Fallback>
+            <w:pict>
+              <v:shapetype w14:anchorId="1FD68FBF" id="_x0000_t202" coordsize="21600,21600" o:spt="202" path="m,l,21600r21600,l21600,xe">
+                <v:stroke joinstyle="miter"/>
+                <v:path gradientshapeok="t" o:connecttype="rect"/>
+              </v:shapetype>
+              <v:shape id="Tekstvak 2" o:spid="_x0000_s1026" type="#_x0000_t202" style="position:absolute;margin-left:-15.35pt;margin-top:146.2pt;width:39.75pt;height:54.75pt;z-index:251668480;visibility:visible;mso-wrap-style:square;mso-width-percent:0;mso-height-percent:0;mso-wrap-distance-left:9pt;mso-wrap-distance-top:0;mso-wrap-distance-right:9pt;mso-wrap-distance-bottom:0;mso-position-horizontal:absolute;mso-position-horizontal-relative:text;mso-position-vertical:absolute;mso-position-vertical-relative:text;mso-width-percent:0;mso-height-percent:0;mso-width-relative:margin;mso-height-relative:margin;v-text-anchor:top" o:gfxdata="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" filled="f" stroked="f" strokeweight=".5pt">
+                <v:textbox>
+                  <w:txbxContent>
+                    <w:p>
+                      <w:pPr>
+                        <w:contextualSpacing/>
+                        <w:rPr>
+                          <w:color w:val="E97132" w:themeColor="accent2"/>
+                          <w:sz w:val="18"/>
+                          <w:szCs w:val="18"/>
+                        </w:rPr>
+                      </w:pPr>
+                      <w:r>
+                        <w:rPr>
+                          <w:color w:val="E97132" w:themeColor="accent2"/>
+                          <w:sz w:val="18"/>
+                          <w:szCs w:val="18"/>
+                        </w:rPr>
+                        <w:t>PC9</w:t>
+                      </w:r>
+                    </w:p>
+                    <w:p>
+                      <w:pPr>
+                        <w:contextualSpacing/>
+                        <w:rPr>
+                          <w:color w:val="E97132" w:themeColor="accent2"/>
+                          <w:sz w:val="18"/>
+                          <w:szCs w:val="18"/>
+                        </w:rPr>
+                      </w:pPr>
+                      <w:r>
+                        <w:rPr>
+                          <w:color w:val="E97132" w:themeColor="accent2"/>
+                          <w:sz w:val="18"/>
+                          <w:szCs w:val="18"/>
+                        </w:rPr>
+                        <w:t>PB1</w:t>
+                      </w:r>
+                    </w:p>
+                    <w:p>
+                      <w:pPr>
+                        <w:contextualSpacing/>
+                        <w:rPr>
+                          <w:color w:val="E97132" w:themeColor="accent2"/>
+                          <w:sz w:val="18"/>
+                          <w:szCs w:val="18"/>
+                        </w:rPr>
+                      </w:pPr>
+                      <w:r>
+                        <w:rPr>
+                          <w:color w:val="E97132" w:themeColor="accent2"/>
+                          <w:sz w:val="18"/>
+                          <w:szCs w:val="18"/>
+                        </w:rPr>
+                        <w:t>PC12</w:t>
+                      </w:r>
+                    </w:p>
+                    <w:p>
+                      <w:pPr>
+                        <w:contextualSpacing/>
+                        <w:rPr>
+                          <w:color w:val="E97132" w:themeColor="accent2"/>
+                          <w:sz w:val="18"/>
+                          <w:szCs w:val="18"/>
+                        </w:rPr>
+                      </w:pPr>
+                      <w:r>
+                        <w:rPr>
+                          <w:color w:val="E97132" w:themeColor="accent2"/>
+                          <w:sz w:val="18"/>
+                          <w:szCs w:val="18"/>
+                        </w:rPr>
+                        <w:t>PB0</w:t>
+                      </w:r>
+                    </w:p>
+                  </w:txbxContent>
+                </v:textbox>
+              </v:shape>
+            </w:pict>
+          </mc:Fallback>
+        </mc:AlternateContent>
+      </w:r>
       <w:r>
         <w:rPr>
           <w:noProof/>
@@ -27,7 +246,7 @@
                     </pic:cNvPicPr>
                   </pic:nvPicPr>
                   <pic:blipFill>
-                    <a:blip r:embed="rId4">
+                    <a:blip r:embed="rId5">
                       <a:extLst>
                         <a:ext uri="{28A0092B-C50C-407E-A947-70E740481C1C}">
                           <a14:useLocalDpi xmlns:a14="http://schemas.microsoft.com/office/drawing/2010/main" val="0"/>
@@ -87,6 +306,9 @@
     </w:p>
     <w:p>
       <w:r>
+        <w:rPr>
+          <w:noProof/>
+        </w:rPr>
         <w:drawing>
           <wp:inline distT="0" distB="0" distL="0" distR="0" wp14:anchorId="1DF04ED6" wp14:editId="091C2F82">
             <wp:extent cx="5760720" cy="1764030"/>
@@ -103,7 +325,7 @@
                     <pic:cNvPicPr/>
                   </pic:nvPicPr>
                   <pic:blipFill>
-                    <a:blip r:embed="rId5"/>
+                    <a:blip r:embed="rId6"/>
                     <a:stretch>
                       <a:fillRect/>
                     </a:stretch>
@@ -131,6 +353,585 @@
           <w:noProof/>
         </w:rPr>
         <w:lastRenderedPageBreak/>
+        <mc:AlternateContent>
+          <mc:Choice Requires="wps">
+            <w:drawing>
+              <wp:anchor distT="0" distB="0" distL="114300" distR="114300" simplePos="0" relativeHeight="251667456" behindDoc="0" locked="0" layoutInCell="1" allowOverlap="1" wp14:anchorId="0109BD35" wp14:editId="49F21327">
+                <wp:simplePos x="0" y="0"/>
+                <wp:positionH relativeFrom="column">
+                  <wp:posOffset>372745</wp:posOffset>
+                </wp:positionH>
+                <wp:positionV relativeFrom="paragraph">
+                  <wp:posOffset>3733165</wp:posOffset>
+                </wp:positionV>
+                <wp:extent cx="419100" cy="548640"/>
+                <wp:effectExtent l="0" t="0" r="0" b="3810"/>
+                <wp:wrapNone/>
+                <wp:docPr id="1655034169" name="Tekstvak 1"/>
+                <wp:cNvGraphicFramePr/>
+                <a:graphic xmlns:a="http://schemas.openxmlformats.org/drawingml/2006/main">
+                  <a:graphicData uri="http://schemas.microsoft.com/office/word/2010/wordprocessingShape">
+                    <wps:wsp>
+                      <wps:cNvSpPr txBox="1"/>
+                      <wps:spPr>
+                        <a:xfrm>
+                          <a:off x="0" y="0"/>
+                          <a:ext cx="419100" cy="548640"/>
+                        </a:xfrm>
+                        <a:prstGeom prst="rect">
+                          <a:avLst/>
+                        </a:prstGeom>
+                        <a:noFill/>
+                        <a:ln w="6350">
+                          <a:noFill/>
+                        </a:ln>
+                      </wps:spPr>
+                      <wps:txbx>
+                        <w:txbxContent>
+                          <w:p>
+                            <w:pPr>
+                              <w:spacing w:line="240" w:lineRule="auto"/>
+                              <w:rPr>
+                                <w:color w:val="E97132" w:themeColor="accent2"/>
+                                <w:sz w:val="18"/>
+                                <w:szCs w:val="18"/>
+                              </w:rPr>
+                            </w:pPr>
+                            <w:r>
+                              <w:rPr>
+                                <w:color w:val="E97132" w:themeColor="accent2"/>
+                                <w:sz w:val="18"/>
+                                <w:szCs w:val="18"/>
+                              </w:rPr>
+                              <w:t>SPI3</w:t>
+                            </w:r>
+                          </w:p>
+                          <w:p>
+                            <w:pPr>
+                              <w:spacing w:line="240" w:lineRule="auto"/>
+                              <w:rPr>
+                                <w:color w:val="215E99" w:themeColor="text2" w:themeTint="BF"/>
+                                <w:sz w:val="18"/>
+                                <w:szCs w:val="18"/>
+                              </w:rPr>
+                            </w:pPr>
+                            <w:r>
+                              <w:rPr>
+                                <w:color w:val="215E99" w:themeColor="text2" w:themeTint="BF"/>
+                                <w:sz w:val="18"/>
+                                <w:szCs w:val="18"/>
+                              </w:rPr>
+                              <w:t>SPI2</w:t>
+                            </w:r>
+                          </w:p>
+                        </w:txbxContent>
+                      </wps:txbx>
+                      <wps:bodyPr rot="0" spcFirstLastPara="0" vertOverflow="overflow" horzOverflow="overflow" vert="horz" wrap="square" lIns="91440" tIns="45720" rIns="91440" bIns="45720" numCol="1" spcCol="0" rtlCol="0" fromWordArt="0" anchor="t" anchorCtr="0" forceAA="0" compatLnSpc="1">
+                        <a:prstTxWarp prst="textNoShape">
+                          <a:avLst/>
+                        </a:prstTxWarp>
+                        <a:noAutofit/>
+                      </wps:bodyPr>
+                    </wps:wsp>
+                  </a:graphicData>
+                </a:graphic>
+                <wp14:sizeRelH relativeFrom="margin">
+                  <wp14:pctWidth>0</wp14:pctWidth>
+                </wp14:sizeRelH>
+                <wp14:sizeRelV relativeFrom="margin">
+                  <wp14:pctHeight>0</wp14:pctHeight>
+                </wp14:sizeRelV>
+              </wp:anchor>
+            </w:drawing>
+          </mc:Choice>
+          <mc:Fallback>
+            <w:pict>
+              <v:shape w14:anchorId="0109BD35" id="Tekstvak 1" o:spid="_x0000_s1027" type="#_x0000_t202" style="position:absolute;margin-left:29.35pt;margin-top:293.95pt;width:33pt;height:43.2pt;z-index:251667456;visibility:visible;mso-wrap-style:square;mso-width-percent:0;mso-height-percent:0;mso-wrap-distance-left:9pt;mso-wrap-distance-top:0;mso-wrap-distance-right:9pt;mso-wrap-distance-bottom:0;mso-position-horizontal:absolute;mso-position-horizontal-relative:text;mso-position-vertical:absolute;mso-position-vertical-relative:text;mso-width-percent:0;mso-height-percent:0;mso-width-relative:margin;mso-height-relative:margin;v-text-anchor:top" o:gfxdata="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" filled="f" stroked="f" strokeweight=".5pt">
+                <v:textbox>
+                  <w:txbxContent>
+                    <w:p>
+                      <w:pPr>
+                        <w:spacing w:line="240" w:lineRule="auto"/>
+                        <w:rPr>
+                          <w:color w:val="E97132" w:themeColor="accent2"/>
+                          <w:sz w:val="18"/>
+                          <w:szCs w:val="18"/>
+                        </w:rPr>
+                      </w:pPr>
+                      <w:r>
+                        <w:rPr>
+                          <w:color w:val="E97132" w:themeColor="accent2"/>
+                          <w:sz w:val="18"/>
+                          <w:szCs w:val="18"/>
+                        </w:rPr>
+                        <w:t>SPI3</w:t>
+                      </w:r>
+                    </w:p>
+                    <w:p>
+                      <w:pPr>
+                        <w:spacing w:line="240" w:lineRule="auto"/>
+                        <w:rPr>
+                          <w:color w:val="215E99" w:themeColor="text2" w:themeTint="BF"/>
+                          <w:sz w:val="18"/>
+                          <w:szCs w:val="18"/>
+                        </w:rPr>
+                      </w:pPr>
+                      <w:r>
+                        <w:rPr>
+                          <w:color w:val="215E99" w:themeColor="text2" w:themeTint="BF"/>
+                          <w:sz w:val="18"/>
+                          <w:szCs w:val="18"/>
+                        </w:rPr>
+                        <w:t>SPI2</w:t>
+                      </w:r>
+                    </w:p>
+                  </w:txbxContent>
+                </v:textbox>
+              </v:shape>
+            </w:pict>
+          </mc:Fallback>
+        </mc:AlternateContent>
+      </w:r>
+      <w:r>
+        <w:rPr>
+          <w:noProof/>
+        </w:rPr>
+        <mc:AlternateContent>
+          <mc:Choice Requires="wps">
+            <w:drawing>
+              <wp:anchor distT="0" distB="0" distL="114300" distR="114300" simplePos="0" relativeHeight="251663360" behindDoc="0" locked="0" layoutInCell="1" allowOverlap="1" wp14:anchorId="2C80D259" wp14:editId="1918E97E">
+                <wp:simplePos x="0" y="0"/>
+                <wp:positionH relativeFrom="column">
+                  <wp:posOffset>1576705</wp:posOffset>
+                </wp:positionH>
+                <wp:positionV relativeFrom="paragraph">
+                  <wp:posOffset>2978785</wp:posOffset>
+                </wp:positionV>
+                <wp:extent cx="419100" cy="342900"/>
+                <wp:effectExtent l="0" t="0" r="0" b="0"/>
+                <wp:wrapNone/>
+                <wp:docPr id="330679219" name="Tekstvak 1"/>
+                <wp:cNvGraphicFramePr/>
+                <a:graphic xmlns:a="http://schemas.openxmlformats.org/drawingml/2006/main">
+                  <a:graphicData uri="http://schemas.microsoft.com/office/word/2010/wordprocessingShape">
+                    <wps:wsp>
+                      <wps:cNvSpPr txBox="1"/>
+                      <wps:spPr>
+                        <a:xfrm>
+                          <a:off x="0" y="0"/>
+                          <a:ext cx="419100" cy="342900"/>
+                        </a:xfrm>
+                        <a:prstGeom prst="rect">
+                          <a:avLst/>
+                        </a:prstGeom>
+                        <a:noFill/>
+                        <a:ln w="6350">
+                          <a:noFill/>
+                        </a:ln>
+                      </wps:spPr>
+                      <wps:txbx>
+                        <w:txbxContent>
+                          <w:p>
+                            <w:pPr>
+                              <w:rPr>
+                                <w:color w:val="E97132" w:themeColor="accent2"/>
+                                <w:sz w:val="18"/>
+                                <w:szCs w:val="18"/>
+                              </w:rPr>
+                            </w:pPr>
+                            <w:r>
+                              <w:rPr>
+                                <w:color w:val="E97132" w:themeColor="accent2"/>
+                                <w:sz w:val="18"/>
+                                <w:szCs w:val="18"/>
+                              </w:rPr>
+                              <w:t>SCK</w:t>
+                            </w:r>
+                          </w:p>
+                        </w:txbxContent>
+                      </wps:txbx>
+                      <wps:bodyPr rot="0" spcFirstLastPara="0" vertOverflow="overflow" horzOverflow="overflow" vert="horz" wrap="square" lIns="91440" tIns="45720" rIns="91440" bIns="45720" numCol="1" spcCol="0" rtlCol="0" fromWordArt="0" anchor="t" anchorCtr="0" forceAA="0" compatLnSpc="1">
+                        <a:prstTxWarp prst="textNoShape">
+                          <a:avLst/>
+                        </a:prstTxWarp>
+                        <a:noAutofit/>
+                      </wps:bodyPr>
+                    </wps:wsp>
+                  </a:graphicData>
+                </a:graphic>
+                <wp14:sizeRelH relativeFrom="margin">
+                  <wp14:pctWidth>0</wp14:pctWidth>
+                </wp14:sizeRelH>
+                <wp14:sizeRelV relativeFrom="margin">
+                  <wp14:pctHeight>0</wp14:pctHeight>
+                </wp14:sizeRelV>
+              </wp:anchor>
+            </w:drawing>
+          </mc:Choice>
+          <mc:Fallback>
+            <w:pict>
+              <v:shape w14:anchorId="2C80D259" id="_x0000_s1028" type="#_x0000_t202" style="position:absolute;margin-left:124.15pt;margin-top:234.55pt;width:33pt;height:27pt;z-index:251663360;visibility:visible;mso-wrap-style:square;mso-width-percent:0;mso-height-percent:0;mso-wrap-distance-left:9pt;mso-wrap-distance-top:0;mso-wrap-distance-right:9pt;mso-wrap-distance-bottom:0;mso-position-horizontal:absolute;mso-position-horizontal-relative:text;mso-position-vertical:absolute;mso-position-vertical-relative:text;mso-width-percent:0;mso-height-percent:0;mso-width-relative:margin;mso-height-relative:margin;v-text-anchor:top" o:gfxdata="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" filled="f" stroked="f" strokeweight=".5pt">
+                <v:textbox>
+                  <w:txbxContent>
+                    <w:p>
+                      <w:pPr>
+                        <w:rPr>
+                          <w:color w:val="E97132" w:themeColor="accent2"/>
+                          <w:sz w:val="18"/>
+                          <w:szCs w:val="18"/>
+                        </w:rPr>
+                      </w:pPr>
+                      <w:r>
+                        <w:rPr>
+                          <w:color w:val="E97132" w:themeColor="accent2"/>
+                          <w:sz w:val="18"/>
+                          <w:szCs w:val="18"/>
+                        </w:rPr>
+                        <w:t>SCK</w:t>
+                      </w:r>
+                    </w:p>
+                  </w:txbxContent>
+                </v:textbox>
+              </v:shape>
+            </w:pict>
+          </mc:Fallback>
+        </mc:AlternateContent>
+      </w:r>
+      <w:r>
+        <w:rPr>
+          <w:noProof/>
+        </w:rPr>
+        <mc:AlternateContent>
+          <mc:Choice Requires="wps">
+            <w:drawing>
+              <wp:anchor distT="0" distB="0" distL="114300" distR="114300" simplePos="0" relativeHeight="251661312" behindDoc="0" locked="0" layoutInCell="1" allowOverlap="1" wp14:anchorId="75E0476F" wp14:editId="15B35BDD">
+                <wp:simplePos x="0" y="0"/>
+                <wp:positionH relativeFrom="column">
+                  <wp:posOffset>1652905</wp:posOffset>
+                </wp:positionH>
+                <wp:positionV relativeFrom="paragraph">
+                  <wp:posOffset>3154045</wp:posOffset>
+                </wp:positionV>
+                <wp:extent cx="419100" cy="342900"/>
+                <wp:effectExtent l="0" t="0" r="0" b="0"/>
+                <wp:wrapNone/>
+                <wp:docPr id="1052868078" name="Tekstvak 1"/>
+                <wp:cNvGraphicFramePr/>
+                <a:graphic xmlns:a="http://schemas.openxmlformats.org/drawingml/2006/main">
+                  <a:graphicData uri="http://schemas.microsoft.com/office/word/2010/wordprocessingShape">
+                    <wps:wsp>
+                      <wps:cNvSpPr txBox="1"/>
+                      <wps:spPr>
+                        <a:xfrm>
+                          <a:off x="0" y="0"/>
+                          <a:ext cx="419100" cy="342900"/>
+                        </a:xfrm>
+                        <a:prstGeom prst="rect">
+                          <a:avLst/>
+                        </a:prstGeom>
+                        <a:noFill/>
+                        <a:ln w="6350">
+                          <a:noFill/>
+                        </a:ln>
+                      </wps:spPr>
+                      <wps:txbx>
+                        <w:txbxContent>
+                          <w:p>
+                            <w:pPr>
+                              <w:rPr>
+                                <w:color w:val="E97132" w:themeColor="accent2"/>
+                                <w:sz w:val="18"/>
+                                <w:szCs w:val="18"/>
+                              </w:rPr>
+                            </w:pPr>
+                            <w:r>
+                              <w:rPr>
+                                <w:color w:val="E97132" w:themeColor="accent2"/>
+                                <w:sz w:val="18"/>
+                                <w:szCs w:val="18"/>
+                              </w:rPr>
+                              <w:t>S</w:t>
+                            </w:r>
+                            <w:r>
+                              <w:rPr>
+                                <w:color w:val="E97132" w:themeColor="accent2"/>
+                                <w:sz w:val="18"/>
+                                <w:szCs w:val="18"/>
+                              </w:rPr>
+                              <w:t>O</w:t>
+                            </w:r>
+                          </w:p>
+                        </w:txbxContent>
+                      </wps:txbx>
+                      <wps:bodyPr rot="0" spcFirstLastPara="0" vertOverflow="overflow" horzOverflow="overflow" vert="horz" wrap="square" lIns="91440" tIns="45720" rIns="91440" bIns="45720" numCol="1" spcCol="0" rtlCol="0" fromWordArt="0" anchor="t" anchorCtr="0" forceAA="0" compatLnSpc="1">
+                        <a:prstTxWarp prst="textNoShape">
+                          <a:avLst/>
+                        </a:prstTxWarp>
+                        <a:noAutofit/>
+                      </wps:bodyPr>
+                    </wps:wsp>
+                  </a:graphicData>
+                </a:graphic>
+                <wp14:sizeRelH relativeFrom="margin">
+                  <wp14:pctWidth>0</wp14:pctWidth>
+                </wp14:sizeRelH>
+                <wp14:sizeRelV relativeFrom="margin">
+                  <wp14:pctHeight>0</wp14:pctHeight>
+                </wp14:sizeRelV>
+              </wp:anchor>
+            </w:drawing>
+          </mc:Choice>
+          <mc:Fallback>
+            <w:pict>
+              <v:shape w14:anchorId="75E0476F" id="_x0000_s1029" type="#_x0000_t202" style="position:absolute;margin-left:130.15pt;margin-top:248.35pt;width:33pt;height:27pt;z-index:251661312;visibility:visible;mso-wrap-style:square;mso-width-percent:0;mso-height-percent:0;mso-wrap-distance-left:9pt;mso-wrap-distance-top:0;mso-wrap-distance-right:9pt;mso-wrap-distance-bottom:0;mso-position-horizontal:absolute;mso-position-horizontal-relative:text;mso-position-vertical:absolute;mso-position-vertical-relative:text;mso-width-percent:0;mso-height-percent:0;mso-width-relative:margin;mso-height-relative:margin;v-text-anchor:top" o:gfxdata="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" filled="f" stroked="f" strokeweight=".5pt">
+                <v:textbox>
+                  <w:txbxContent>
+                    <w:p>
+                      <w:pPr>
+                        <w:rPr>
+                          <w:color w:val="E97132" w:themeColor="accent2"/>
+                          <w:sz w:val="18"/>
+                          <w:szCs w:val="18"/>
+                        </w:rPr>
+                      </w:pPr>
+                      <w:r>
+                        <w:rPr>
+                          <w:color w:val="E97132" w:themeColor="accent2"/>
+                          <w:sz w:val="18"/>
+                          <w:szCs w:val="18"/>
+                        </w:rPr>
+                        <w:t>S</w:t>
+                      </w:r>
+                      <w:r>
+                        <w:rPr>
+                          <w:color w:val="E97132" w:themeColor="accent2"/>
+                          <w:sz w:val="18"/>
+                          <w:szCs w:val="18"/>
+                        </w:rPr>
+                        <w:t>O</w:t>
+                      </w:r>
+                    </w:p>
+                  </w:txbxContent>
+                </v:textbox>
+              </v:shape>
+            </w:pict>
+          </mc:Fallback>
+        </mc:AlternateContent>
+      </w:r>
+      <w:r>
+        <w:rPr>
+          <w:noProof/>
+        </w:rPr>
+        <mc:AlternateContent>
+          <mc:Choice Requires="wps">
+            <w:drawing>
+              <wp:anchor distT="0" distB="0" distL="114300" distR="114300" simplePos="0" relativeHeight="251665408" behindDoc="0" locked="0" layoutInCell="1" allowOverlap="1" wp14:anchorId="4767A111" wp14:editId="05DFA50D">
+                <wp:simplePos x="0" y="0"/>
+                <wp:positionH relativeFrom="column">
+                  <wp:posOffset>3154045</wp:posOffset>
+                </wp:positionH>
+                <wp:positionV relativeFrom="paragraph">
+                  <wp:posOffset>1744345</wp:posOffset>
+                </wp:positionV>
+                <wp:extent cx="419100" cy="342900"/>
+                <wp:effectExtent l="0" t="0" r="0" b="0"/>
+                <wp:wrapNone/>
+                <wp:docPr id="1983949023" name="Tekstvak 1"/>
+                <wp:cNvGraphicFramePr/>
+                <a:graphic xmlns:a="http://schemas.openxmlformats.org/drawingml/2006/main">
+                  <a:graphicData uri="http://schemas.microsoft.com/office/word/2010/wordprocessingShape">
+                    <wps:wsp>
+                      <wps:cNvSpPr txBox="1"/>
+                      <wps:spPr>
+                        <a:xfrm>
+                          <a:off x="0" y="0"/>
+                          <a:ext cx="419100" cy="342900"/>
+                        </a:xfrm>
+                        <a:prstGeom prst="rect">
+                          <a:avLst/>
+                        </a:prstGeom>
+                        <a:noFill/>
+                        <a:ln w="6350">
+                          <a:noFill/>
+                        </a:ln>
+                      </wps:spPr>
+                      <wps:txbx>
+                        <w:txbxContent>
+                          <w:p>
+                            <w:pPr>
+                              <w:rPr>
+                                <w:color w:val="E97132" w:themeColor="accent2"/>
+                                <w:sz w:val="18"/>
+                                <w:szCs w:val="18"/>
+                              </w:rPr>
+                            </w:pPr>
+                            <w:r>
+                              <w:rPr>
+                                <w:color w:val="E97132" w:themeColor="accent2"/>
+                                <w:sz w:val="18"/>
+                                <w:szCs w:val="18"/>
+                              </w:rPr>
+                              <w:t>CS</w:t>
+                            </w:r>
+                          </w:p>
+                        </w:txbxContent>
+                      </wps:txbx>
+                      <wps:bodyPr rot="0" spcFirstLastPara="0" vertOverflow="overflow" horzOverflow="overflow" vert="horz" wrap="square" lIns="91440" tIns="45720" rIns="91440" bIns="45720" numCol="1" spcCol="0" rtlCol="0" fromWordArt="0" anchor="t" anchorCtr="0" forceAA="0" compatLnSpc="1">
+                        <a:prstTxWarp prst="textNoShape">
+                          <a:avLst/>
+                        </a:prstTxWarp>
+                        <a:noAutofit/>
+                      </wps:bodyPr>
+                    </wps:wsp>
+                  </a:graphicData>
+                </a:graphic>
+                <wp14:sizeRelH relativeFrom="margin">
+                  <wp14:pctWidth>0</wp14:pctWidth>
+                </wp14:sizeRelH>
+                <wp14:sizeRelV relativeFrom="margin">
+                  <wp14:pctHeight>0</wp14:pctHeight>
+                </wp14:sizeRelV>
+              </wp:anchor>
+            </w:drawing>
+          </mc:Choice>
+          <mc:Fallback>
+            <w:pict>
+              <v:shape w14:anchorId="4767A111" id="_x0000_s1030" type="#_x0000_t202" style="position:absolute;margin-left:248.35pt;margin-top:137.35pt;width:33pt;height:27pt;z-index:251665408;visibility:visible;mso-wrap-style:square;mso-width-percent:0;mso-height-percent:0;mso-wrap-distance-left:9pt;mso-wrap-distance-top:0;mso-wrap-distance-right:9pt;mso-wrap-distance-bottom:0;mso-position-horizontal:absolute;mso-position-horizontal-relative:text;mso-position-vertical:absolute;mso-position-vertical-relative:text;mso-width-percent:0;mso-height-percent:0;mso-width-relative:margin;mso-height-relative:margin;v-text-anchor:top" o:gfxdata="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" filled="f" stroked="f" strokeweight=".5pt">
+                <v:textbox>
+                  <w:txbxContent>
+                    <w:p>
+                      <w:pPr>
+                        <w:rPr>
+                          <w:color w:val="E97132" w:themeColor="accent2"/>
+                          <w:sz w:val="18"/>
+                          <w:szCs w:val="18"/>
+                        </w:rPr>
+                      </w:pPr>
+                      <w:r>
+                        <w:rPr>
+                          <w:color w:val="E97132" w:themeColor="accent2"/>
+                          <w:sz w:val="18"/>
+                          <w:szCs w:val="18"/>
+                        </w:rPr>
+                        <w:t>CS</w:t>
+                      </w:r>
+                    </w:p>
+                  </w:txbxContent>
+                </v:textbox>
+              </v:shape>
+            </w:pict>
+          </mc:Fallback>
+        </mc:AlternateContent>
+      </w:r>
+      <w:r>
+        <w:rPr>
+          <w:noProof/>
+        </w:rPr>
+        <mc:AlternateContent>
+          <mc:Choice Requires="wps">
+            <w:drawing>
+              <wp:anchor distT="0" distB="0" distL="114300" distR="114300" simplePos="0" relativeHeight="251659264" behindDoc="0" locked="0" layoutInCell="1" allowOverlap="1" wp14:anchorId="0BECB4D9" wp14:editId="68A8515F">
+                <wp:simplePos x="0" y="0"/>
+                <wp:positionH relativeFrom="column">
+                  <wp:posOffset>273685</wp:posOffset>
+                </wp:positionH>
+                <wp:positionV relativeFrom="paragraph">
+                  <wp:posOffset>494665</wp:posOffset>
+                </wp:positionV>
+                <wp:extent cx="419100" cy="342900"/>
+                <wp:effectExtent l="0" t="0" r="0" b="0"/>
+                <wp:wrapNone/>
+                <wp:docPr id="68285888" name="Tekstvak 1"/>
+                <wp:cNvGraphicFramePr/>
+                <a:graphic xmlns:a="http://schemas.openxmlformats.org/drawingml/2006/main">
+                  <a:graphicData uri="http://schemas.microsoft.com/office/word/2010/wordprocessingShape">
+                    <wps:wsp>
+                      <wps:cNvSpPr txBox="1"/>
+                      <wps:spPr>
+                        <a:xfrm>
+                          <a:off x="0" y="0"/>
+                          <a:ext cx="419100" cy="342900"/>
+                        </a:xfrm>
+                        <a:prstGeom prst="rect">
+                          <a:avLst/>
+                        </a:prstGeom>
+                        <a:noFill/>
+                        <a:ln w="6350">
+                          <a:noFill/>
+                        </a:ln>
+                      </wps:spPr>
+                      <wps:txbx>
+                        <w:txbxContent>
+                          <w:p>
+                            <w:pPr>
+                              <w:rPr>
+                                <w:color w:val="E97132" w:themeColor="accent2"/>
+                                <w:sz w:val="18"/>
+                                <w:szCs w:val="18"/>
+                              </w:rPr>
+                            </w:pPr>
+                            <w:r>
+                              <w:rPr>
+                                <w:color w:val="E97132" w:themeColor="accent2"/>
+                                <w:sz w:val="18"/>
+                                <w:szCs w:val="18"/>
+                              </w:rPr>
+                              <w:t>SI</w:t>
+                            </w:r>
+                          </w:p>
+                        </w:txbxContent>
+                      </wps:txbx>
+                      <wps:bodyPr rot="0" spcFirstLastPara="0" vertOverflow="overflow" horzOverflow="overflow" vert="horz" wrap="square" lIns="91440" tIns="45720" rIns="91440" bIns="45720" numCol="1" spcCol="0" rtlCol="0" fromWordArt="0" anchor="t" anchorCtr="0" forceAA="0" compatLnSpc="1">
+                        <a:prstTxWarp prst="textNoShape">
+                          <a:avLst/>
+                        </a:prstTxWarp>
+                        <a:noAutofit/>
+                      </wps:bodyPr>
+                    </wps:wsp>
+                  </a:graphicData>
+                </a:graphic>
+                <wp14:sizeRelH relativeFrom="margin">
+                  <wp14:pctWidth>0</wp14:pctWidth>
+                </wp14:sizeRelH>
+                <wp14:sizeRelV relativeFrom="margin">
+                  <wp14:pctHeight>0</wp14:pctHeight>
+                </wp14:sizeRelV>
+              </wp:anchor>
+            </w:drawing>
+          </mc:Choice>
+          <mc:Fallback>
+            <w:pict>
+              <v:shape w14:anchorId="0BECB4D9" id="_x0000_s1031" type="#_x0000_t202" style="position:absolute;margin-left:21.55pt;margin-top:38.95pt;width:33pt;height:27pt;z-index:251659264;visibility:visible;mso-wrap-style:square;mso-width-percent:0;mso-height-percent:0;mso-wrap-distance-left:9pt;mso-wrap-distance-top:0;mso-wrap-distance-right:9pt;mso-wrap-distance-bottom:0;mso-position-horizontal:absolute;mso-position-horizontal-relative:text;mso-position-vertical:absolute;mso-position-vertical-relative:text;mso-width-percent:0;mso-height-percent:0;mso-width-relative:margin;mso-height-relative:margin;v-text-anchor:top" o:gfxdata="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" filled="f" stroked="f" strokeweight=".5pt">
+                <v:textbox>
+                  <w:txbxContent>
+                    <w:p>
+                      <w:pPr>
+                        <w:rPr>
+                          <w:color w:val="E97132" w:themeColor="accent2"/>
+                          <w:sz w:val="18"/>
+                          <w:szCs w:val="18"/>
+                        </w:rPr>
+                      </w:pPr>
+                      <w:r>
+                        <w:rPr>
+                          <w:color w:val="E97132" w:themeColor="accent2"/>
+                          <w:sz w:val="18"/>
+                          <w:szCs w:val="18"/>
+                        </w:rPr>
+                        <w:t>SI</w:t>
+                      </w:r>
+                    </w:p>
+                  </w:txbxContent>
+                </v:textbox>
+              </v:shape>
+            </w:pict>
+          </mc:Fallback>
+        </mc:AlternateContent>
+      </w:r>
+      <w:r>
+        <w:rPr>
+          <w:noProof/>
+        </w:rPr>
         <w:drawing>
           <wp:inline distT="0" distB="0" distL="0" distR="0" wp14:anchorId="33782973" wp14:editId="70A31EEC">
             <wp:extent cx="5753100" cy="3909060"/>
@@ -149,7 +950,7 @@
                     </pic:cNvPicPr>
                   </pic:nvPicPr>
                   <pic:blipFill>
-                    <a:blip r:embed="rId6">
+                    <a:blip r:embed="rId7">
                       <a:extLst>
                         <a:ext uri="{28A0092B-C50C-407E-A947-70E740481C1C}">
                           <a14:useLocalDpi xmlns:a14="http://schemas.microsoft.com/office/drawing/2010/main" val="0"/>
@@ -181,6 +982,450 @@
         </w:drawing>
       </w:r>
     </w:p>
+    <w:p/>
+    <w:p/>
+    <w:p/>
+    <w:p/>
+    <w:p/>
+    <w:p>
+      <w:r>
+        <w:rPr>
+          <w:noProof/>
+        </w:rPr>
+        <w:lastRenderedPageBreak/>
+        <mc:AlternateContent>
+          <mc:Choice Requires="wps">
+            <w:drawing>
+              <wp:anchor distT="0" distB="0" distL="114300" distR="114300" simplePos="0" relativeHeight="251673600" behindDoc="0" locked="0" layoutInCell="1" allowOverlap="1" wp14:anchorId="7DAC26F2" wp14:editId="3B9E6A3E">
+                <wp:simplePos x="0" y="0"/>
+                <wp:positionH relativeFrom="column">
+                  <wp:posOffset>3272155</wp:posOffset>
+                </wp:positionH>
+                <wp:positionV relativeFrom="paragraph">
+                  <wp:posOffset>1100455</wp:posOffset>
+                </wp:positionV>
+                <wp:extent cx="476250" cy="200025"/>
+                <wp:effectExtent l="19050" t="19050" r="19050" b="28575"/>
+                <wp:wrapNone/>
+                <wp:docPr id="727696749" name="Rechthoek 5"/>
+                <wp:cNvGraphicFramePr/>
+                <a:graphic xmlns:a="http://schemas.openxmlformats.org/drawingml/2006/main">
+                  <a:graphicData uri="http://schemas.microsoft.com/office/word/2010/wordprocessingShape">
+                    <wps:wsp>
+                      <wps:cNvSpPr/>
+                      <wps:spPr>
+                        <a:xfrm>
+                          <a:off x="0" y="0"/>
+                          <a:ext cx="476250" cy="200025"/>
+                        </a:xfrm>
+                        <a:prstGeom prst="rect">
+                          <a:avLst/>
+                        </a:prstGeom>
+                        <a:noFill/>
+                        <a:ln w="28575">
+                          <a:solidFill>
+                            <a:schemeClr val="accent2">
+                              <a:lumMod val="75000"/>
+                            </a:schemeClr>
+                          </a:solidFill>
+                        </a:ln>
+                      </wps:spPr>
+                      <wps:style>
+                        <a:lnRef idx="2">
+                          <a:schemeClr val="accent6"/>
+                        </a:lnRef>
+                        <a:fillRef idx="1">
+                          <a:schemeClr val="lt1"/>
+                        </a:fillRef>
+                        <a:effectRef idx="0">
+                          <a:schemeClr val="accent6"/>
+                        </a:effectRef>
+                        <a:fontRef idx="minor">
+                          <a:schemeClr val="dk1"/>
+                        </a:fontRef>
+                      </wps:style>
+                      <wps:bodyPr rot="0" spcFirstLastPara="0" vertOverflow="overflow" horzOverflow="overflow" vert="horz" wrap="square" lIns="91440" tIns="45720" rIns="91440" bIns="45720" numCol="1" spcCol="0" rtlCol="0" fromWordArt="0" anchor="ctr" anchorCtr="0" forceAA="0" compatLnSpc="1">
+                        <a:prstTxWarp prst="textNoShape">
+                          <a:avLst/>
+                        </a:prstTxWarp>
+                        <a:noAutofit/>
+                      </wps:bodyPr>
+                    </wps:wsp>
+                  </a:graphicData>
+                </a:graphic>
+              </wp:anchor>
+            </w:drawing>
+          </mc:Choice>
+          <mc:Fallback>
+            <w:pict>
+              <v:rect w14:anchorId="127571B8" id="Rechthoek 5" o:spid="_x0000_s1026" style="position:absolute;margin-left:257.65pt;margin-top:86.65pt;width:37.5pt;height:15.75pt;z-index:251673600;visibility:visible;mso-wrap-style:square;mso-wrap-distance-left:9pt;mso-wrap-distance-top:0;mso-wrap-distance-right:9pt;mso-wrap-distance-bottom:0;mso-position-horizontal:absolute;mso-position-horizontal-relative:text;mso-position-vertical:absolute;mso-position-vertical-relative:text;v-text-anchor:middle" o:gfxdata="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" filled="f" strokecolor="#bf4e14 [2405]" strokeweight="2.25pt"/>
+            </w:pict>
+          </mc:Fallback>
+        </mc:AlternateContent>
+      </w:r>
+      <w:r>
+        <w:rPr>
+          <w:noProof/>
+        </w:rPr>
+        <mc:AlternateContent>
+          <mc:Choice Requires="wps">
+            <w:drawing>
+              <wp:anchor distT="0" distB="0" distL="114300" distR="114300" simplePos="0" relativeHeight="251671552" behindDoc="0" locked="0" layoutInCell="1" allowOverlap="1" wp14:anchorId="40465E9F" wp14:editId="08C3BE8C">
+                <wp:simplePos x="0" y="0"/>
+                <wp:positionH relativeFrom="column">
+                  <wp:posOffset>1052830</wp:posOffset>
+                </wp:positionH>
+                <wp:positionV relativeFrom="paragraph">
+                  <wp:posOffset>5167630</wp:posOffset>
+                </wp:positionV>
+                <wp:extent cx="400050" cy="1362075"/>
+                <wp:effectExtent l="0" t="38100" r="57150" b="28575"/>
+                <wp:wrapNone/>
+                <wp:docPr id="245095559" name="Rechte verbindingslijn met pijl 6"/>
+                <wp:cNvGraphicFramePr/>
+                <a:graphic xmlns:a="http://schemas.openxmlformats.org/drawingml/2006/main">
+                  <a:graphicData uri="http://schemas.microsoft.com/office/word/2010/wordprocessingShape">
+                    <wps:wsp>
+                      <wps:cNvCnPr/>
+                      <wps:spPr>
+                        <a:xfrm flipV="1">
+                          <a:off x="0" y="0"/>
+                          <a:ext cx="400050" cy="1362075"/>
+                        </a:xfrm>
+                        <a:prstGeom prst="straightConnector1">
+                          <a:avLst/>
+                        </a:prstGeom>
+                        <a:ln>
+                          <a:tailEnd type="triangle"/>
+                        </a:ln>
+                      </wps:spPr>
+                      <wps:style>
+                        <a:lnRef idx="3">
+                          <a:schemeClr val="accent2"/>
+                        </a:lnRef>
+                        <a:fillRef idx="0">
+                          <a:schemeClr val="accent2"/>
+                        </a:fillRef>
+                        <a:effectRef idx="2">
+                          <a:schemeClr val="accent2"/>
+                        </a:effectRef>
+                        <a:fontRef idx="minor">
+                          <a:schemeClr val="tx1"/>
+                        </a:fontRef>
+                      </wps:style>
+                      <wps:bodyPr/>
+                    </wps:wsp>
+                  </a:graphicData>
+                </a:graphic>
+              </wp:anchor>
+            </w:drawing>
+          </mc:Choice>
+          <mc:Fallback>
+            <w:pict>
+              <v:shapetype w14:anchorId="6E378D36" id="_x0000_t32" coordsize="21600,21600" o:spt="32" o:oned="t" path="m,l21600,21600e" filled="f">
+                <v:path arrowok="t" fillok="f" o:connecttype="none"/>
+                <o:lock v:ext="edit" shapetype="t"/>
+              </v:shapetype>
+              <v:shape id="Rechte verbindingslijn met pijl 6" o:spid="_x0000_s1026" type="#_x0000_t32" style="position:absolute;margin-left:82.9pt;margin-top:406.9pt;width:31.5pt;height:107.25pt;flip:y;z-index:251671552;visibility:visible;mso-wrap-style:square;mso-wrap-distance-left:9pt;mso-wrap-distance-top:0;mso-wrap-distance-right:9pt;mso-wrap-distance-bottom:0;mso-position-horizontal:absolute;mso-position-horizontal-relative:text;mso-position-vertical:absolute;mso-position-vertical-relative:text" o:gfxdata="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" strokecolor="#e97132 [3205]" strokeweight="1.5pt">
+                <v:stroke endarrow="block" joinstyle="miter"/>
+              </v:shape>
+            </w:pict>
+          </mc:Fallback>
+        </mc:AlternateContent>
+      </w:r>
+      <w:r>
+        <w:rPr>
+          <w:noProof/>
+        </w:rPr>
+        <mc:AlternateContent>
+          <mc:Choice Requires="wps">
+            <w:drawing>
+              <wp:anchor distT="0" distB="0" distL="114300" distR="114300" simplePos="0" relativeHeight="251670528" behindDoc="0" locked="0" layoutInCell="1" allowOverlap="1" wp14:anchorId="03590AB5" wp14:editId="07BE2DC1">
+                <wp:simplePos x="0" y="0"/>
+                <wp:positionH relativeFrom="column">
+                  <wp:posOffset>3243580</wp:posOffset>
+                </wp:positionH>
+                <wp:positionV relativeFrom="paragraph">
+                  <wp:posOffset>1691005</wp:posOffset>
+                </wp:positionV>
+                <wp:extent cx="476250" cy="200025"/>
+                <wp:effectExtent l="19050" t="19050" r="19050" b="28575"/>
+                <wp:wrapNone/>
+                <wp:docPr id="1071441294" name="Rechthoek 5"/>
+                <wp:cNvGraphicFramePr/>
+                <a:graphic xmlns:a="http://schemas.openxmlformats.org/drawingml/2006/main">
+                  <a:graphicData uri="http://schemas.microsoft.com/office/word/2010/wordprocessingShape">
+                    <wps:wsp>
+                      <wps:cNvSpPr/>
+                      <wps:spPr>
+                        <a:xfrm>
+                          <a:off x="0" y="0"/>
+                          <a:ext cx="476250" cy="200025"/>
+                        </a:xfrm>
+                        <a:prstGeom prst="rect">
+                          <a:avLst/>
+                        </a:prstGeom>
+                        <a:noFill/>
+                        <a:ln w="28575"/>
+                      </wps:spPr>
+                      <wps:style>
+                        <a:lnRef idx="2">
+                          <a:schemeClr val="accent6"/>
+                        </a:lnRef>
+                        <a:fillRef idx="1">
+                          <a:schemeClr val="lt1"/>
+                        </a:fillRef>
+                        <a:effectRef idx="0">
+                          <a:schemeClr val="accent6"/>
+                        </a:effectRef>
+                        <a:fontRef idx="minor">
+                          <a:schemeClr val="dk1"/>
+                        </a:fontRef>
+                      </wps:style>
+                      <wps:bodyPr rot="0" spcFirstLastPara="0" vertOverflow="overflow" horzOverflow="overflow" vert="horz" wrap="square" lIns="91440" tIns="45720" rIns="91440" bIns="45720" numCol="1" spcCol="0" rtlCol="0" fromWordArt="0" anchor="ctr" anchorCtr="0" forceAA="0" compatLnSpc="1">
+                        <a:prstTxWarp prst="textNoShape">
+                          <a:avLst/>
+                        </a:prstTxWarp>
+                        <a:noAutofit/>
+                      </wps:bodyPr>
+                    </wps:wsp>
+                  </a:graphicData>
+                </a:graphic>
+              </wp:anchor>
+            </w:drawing>
+          </mc:Choice>
+          <mc:Fallback>
+            <w:pict>
+              <v:rect w14:anchorId="6746129A" id="Rechthoek 5" o:spid="_x0000_s1026" style="position:absolute;margin-left:255.4pt;margin-top:133.15pt;width:37.5pt;height:15.75pt;z-index:251670528;visibility:visible;mso-wrap-style:square;mso-wrap-distance-left:9pt;mso-wrap-distance-top:0;mso-wrap-distance-right:9pt;mso-wrap-distance-bottom:0;mso-position-horizontal:absolute;mso-position-horizontal-relative:text;mso-position-vertical:absolute;mso-position-vertical-relative:text;v-text-anchor:middle" o:gfxdata="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" filled="f" strokecolor="#4ea72e [3209]" strokeweight="2.25pt"/>
+            </w:pict>
+          </mc:Fallback>
+        </mc:AlternateContent>
+      </w:r>
+      <w:r>
+        <w:rPr>
+          <w:noProof/>
+        </w:rPr>
+        <mc:AlternateContent>
+          <mc:Choice Requires="wps">
+            <w:drawing>
+              <wp:anchor distT="0" distB="0" distL="114300" distR="114300" simplePos="0" relativeHeight="251669504" behindDoc="0" locked="0" layoutInCell="1" allowOverlap="1" wp14:anchorId="6FDCECC1" wp14:editId="1C4B4C87">
+                <wp:simplePos x="0" y="0"/>
+                <wp:positionH relativeFrom="column">
+                  <wp:posOffset>1024255</wp:posOffset>
+                </wp:positionH>
+                <wp:positionV relativeFrom="paragraph">
+                  <wp:posOffset>843280</wp:posOffset>
+                </wp:positionV>
+                <wp:extent cx="1676400" cy="4933950"/>
+                <wp:effectExtent l="0" t="38100" r="57150" b="19050"/>
+                <wp:wrapNone/>
+                <wp:docPr id="1519732700" name="Rechte verbindingslijn met pijl 4"/>
+                <wp:cNvGraphicFramePr/>
+                <a:graphic xmlns:a="http://schemas.openxmlformats.org/drawingml/2006/main">
+                  <a:graphicData uri="http://schemas.microsoft.com/office/word/2010/wordprocessingShape">
+                    <wps:wsp>
+                      <wps:cNvCnPr/>
+                      <wps:spPr>
+                        <a:xfrm flipV="1">
+                          <a:off x="0" y="0"/>
+                          <a:ext cx="1676400" cy="4933950"/>
+                        </a:xfrm>
+                        <a:prstGeom prst="straightConnector1">
+                          <a:avLst/>
+                        </a:prstGeom>
+                        <a:ln>
+                          <a:tailEnd type="triangle"/>
+                        </a:ln>
+                      </wps:spPr>
+                      <wps:style>
+                        <a:lnRef idx="3">
+                          <a:schemeClr val="accent3"/>
+                        </a:lnRef>
+                        <a:fillRef idx="0">
+                          <a:schemeClr val="accent3"/>
+                        </a:fillRef>
+                        <a:effectRef idx="2">
+                          <a:schemeClr val="accent3"/>
+                        </a:effectRef>
+                        <a:fontRef idx="minor">
+                          <a:schemeClr val="tx1"/>
+                        </a:fontRef>
+                      </wps:style>
+                      <wps:bodyPr/>
+                    </wps:wsp>
+                  </a:graphicData>
+                </a:graphic>
+              </wp:anchor>
+            </w:drawing>
+          </mc:Choice>
+          <mc:Fallback>
+            <w:pict>
+              <v:shape w14:anchorId="4BC64ADF" id="Rechte verbindingslijn met pijl 4" o:spid="_x0000_s1026" type="#_x0000_t32" style="position:absolute;margin-left:80.65pt;margin-top:66.4pt;width:132pt;height:388.5pt;flip:y;z-index:251669504;visibility:visible;mso-wrap-style:square;mso-wrap-distance-left:9pt;mso-wrap-distance-top:0;mso-wrap-distance-right:9pt;mso-wrap-distance-bottom:0;mso-position-horizontal:absolute;mso-position-horizontal-relative:text;mso-position-vertical:absolute;mso-position-vertical-relative:text" o:gfxdata="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" strokecolor="#196b24 [3206]" strokeweight="1.5pt">
+                <v:stroke endarrow="block" joinstyle="miter"/>
+              </v:shape>
+            </w:pict>
+          </mc:Fallback>
+        </mc:AlternateContent>
+      </w:r>
+      <w:r>
+        <w:rPr>
+          <w:noProof/>
+        </w:rPr>
+        <w:drawing>
+          <wp:inline distT="0" distB="0" distL="0" distR="0" wp14:anchorId="14036E61" wp14:editId="1E537120">
+            <wp:extent cx="4362450" cy="5297262"/>
+            <wp:effectExtent l="0" t="0" r="0" b="0"/>
+            <wp:docPr id="1978844756" name="Afbeelding 3"/>
+            <wp:cNvGraphicFramePr>
+              <a:graphicFrameLocks xmlns:a="http://schemas.openxmlformats.org/drawingml/2006/main" noChangeAspect="1"/>
+            </wp:cNvGraphicFramePr>
+            <a:graphic xmlns:a="http://schemas.openxmlformats.org/drawingml/2006/main">
+              <a:graphicData uri="http://schemas.openxmlformats.org/drawingml/2006/picture">
+                <pic:pic xmlns:pic="http://schemas.openxmlformats.org/drawingml/2006/picture">
+                  <pic:nvPicPr>
+                    <pic:cNvPr id="0" name="Picture 1"/>
+                    <pic:cNvPicPr>
+                      <a:picLocks noChangeAspect="1" noChangeArrowheads="1"/>
+                    </pic:cNvPicPr>
+                  </pic:nvPicPr>
+                  <pic:blipFill>
+                    <a:blip r:embed="rId8">
+                      <a:extLst>
+                        <a:ext uri="{28A0092B-C50C-407E-A947-70E740481C1C}">
+                          <a14:useLocalDpi xmlns:a14="http://schemas.microsoft.com/office/drawing/2010/main" val="0"/>
+                        </a:ext>
+                      </a:extLst>
+                    </a:blip>
+                    <a:srcRect/>
+                    <a:stretch>
+                      <a:fillRect/>
+                    </a:stretch>
+                  </pic:blipFill>
+                  <pic:spPr bwMode="auto">
+                    <a:xfrm>
+                      <a:off x="0" y="0"/>
+                      <a:ext cx="4375550" cy="5313169"/>
+                    </a:xfrm>
+                    <a:prstGeom prst="rect">
+                      <a:avLst/>
+                    </a:prstGeom>
+                    <a:noFill/>
+                    <a:ln>
+                      <a:noFill/>
+                    </a:ln>
+                  </pic:spPr>
+                </pic:pic>
+              </a:graphicData>
+            </a:graphic>
+          </wp:inline>
+        </w:drawing>
+      </w:r>
+    </w:p>
+    <w:p>
+      <w:r>
+        <w:t xml:space="preserve">Er zijn twee manieren om de </w:t>
+      </w:r>
+      <w:r>
+        <w:rPr>
+          <w:b/>
+          <w:bCs/>
+        </w:rPr>
+        <w:t>STM32</w:t>
+      </w:r>
+      <w:r>
+        <w:t xml:space="preserve"> aan te sluiten: de </w:t>
+      </w:r>
+      <w:r>
+        <w:rPr>
+          <w:b/>
+          <w:bCs/>
+        </w:rPr>
+        <w:t>USB-modus</w:t>
+      </w:r>
+      <w:r>
+        <w:t xml:space="preserve"> en de </w:t>
+      </w:r>
+      <w:r>
+        <w:rPr>
+          <w:b/>
+          <w:bCs/>
+        </w:rPr>
+        <w:t>MIDI-modus</w:t>
+      </w:r>
+      <w:r>
+        <w:t>.</w:t>
+      </w:r>
+    </w:p>
+    <w:p>
+      <w:pPr>
+        <w:numPr>
+          <w:ilvl w:val="0"/>
+          <w:numId w:val="1"/>
+        </w:numPr>
+      </w:pPr>
+      <w:r>
+        <w:rPr>
+          <w:b/>
+          <w:bCs/>
+        </w:rPr>
+        <w:t>USB-modus (normale modus):</w:t>
+      </w:r>
+      <w:r>
+        <w:br/>
+        <w:t xml:space="preserve">Steek de USB-adapter in </w:t>
+      </w:r>
+      <w:r>
+        <w:t>bovenste</w:t>
+      </w:r>
+      <w:r>
+        <w:t xml:space="preserve"> USB-poort en zorg ervoor dat de zwarte verbinding op </w:t>
+      </w:r>
+      <w:r>
+        <w:rPr>
+          <w:b/>
+          <w:bCs/>
+        </w:rPr>
+        <w:t>5V_Stlk</w:t>
+      </w:r>
+      <w:r>
+        <w:t xml:space="preserve"> staat.</w:t>
+      </w:r>
+    </w:p>
+    <w:p>
+      <w:pPr>
+        <w:numPr>
+          <w:ilvl w:val="0"/>
+          <w:numId w:val="1"/>
+        </w:numPr>
+      </w:pPr>
+      <w:r>
+        <w:rPr>
+          <w:b/>
+          <w:bCs/>
+        </w:rPr>
+        <w:t>MIDI-modus:</w:t>
+      </w:r>
+      <w:r>
+        <w:br/>
+        <w:t xml:space="preserve">Steek de USB-adapter in de andere USB-poort en verplaats de zwarte verbinding naar </w:t>
+      </w:r>
+      <w:r>
+        <w:rPr>
+          <w:b/>
+          <w:bCs/>
+        </w:rPr>
+        <w:t>vBusc</w:t>
+      </w:r>
+      <w:r>
+        <w:t>.</w:t>
+      </w:r>
+    </w:p>
+    <w:p>
+      <w:r>
+        <w:t>Zo kan je eenvoudig kiezen tussen de twee modi door de USB-poort en de positie van de zwarte verbinding aan te passen.</w:t>
+      </w:r>
+    </w:p>
+    <w:p/>
     <w:sectPr>
       <w:pgSz w:w="11906" w:h="16838"/>
       <w:pgMar w:top="1417" w:right="1417" w:bottom="1417" w:left="1417" w:header="708" w:footer="708" w:gutter="0"/>
@@ -189,6 +1434,163 @@
     </w:sectPr>
   </w:body>
 </w:document>
+</file>
+
+<file path=word/numbering.xml><?xml version="1.0" encoding="utf-8"?>
+<w:numbering xmlns:wpc="http://schemas.microsoft.com/office/word/2010/wordprocessingCanvas" xmlns:cx="http://schemas.microsoft.com/office/drawing/2014/chartex" xmlns:cx1="http://schemas.microsoft.com/office/drawing/2015/9/8/chartex" xmlns:cx2="http://schemas.microsoft.com/office/drawing/2015/10/21/chartex" xmlns:cx3="http://schemas.microsoft.com/office/drawing/2016/5/9/chartex" xmlns:cx4="http://schemas.microsoft.com/office/drawing/2016/5/10/chartex" xmlns:cx5="http://schemas.microsoft.com/office/drawing/2016/5/11/chartex" xmlns:cx6="http://schemas.microsoft.com/office/drawing/2016/5/12/chartex" xmlns:cx7="http://schemas.microsoft.com/office/drawing/2016/5/13/chartex" xmlns:cx8="http://schemas.microsoft.com/office/drawing/2016/5/14/chartex" xmlns:mc="http://schemas.openxmlformats.org/markup-compatibility/2006" xmlns:aink="http://schemas.microsoft.com/office/drawing/2016/ink" xmlns:am3d="http://schemas.microsoft.com/office/drawing/2017/model3d" xmlns:o="urn:schemas-microsoft-com:office:office" xmlns:oel="http://schemas.microsoft.com/office/2019/extlst" xmlns:r="http://schemas.openxmlformats.org/officeDocument/2006/relationships" xmlns:m="http://schemas.openxmlformats.org/officeDocument/2006/math" xmlns:v="urn:schemas-microsoft-com:vml" xmlns:wp14="http://schemas.microsoft.com/office/word/2010/wordprocessingDrawing" xmlns:wp="http://schemas.openxmlformats.org/drawingml/2006/wordprocessingDrawing" xmlns:w10="urn:schemas-microsoft-com:office:word" xmlns:w="http://schemas.openxmlformats.org/wordprocessingml/2006/main" xmlns:w14="http://schemas.microsoft.com/office/word/2010/wordml" xmlns:w15="http://schemas.microsoft.com/office/word/2012/wordml" xmlns:w16cex="http://schemas.microsoft.com/office/word/2018/wordml/cex" xmlns:w16cid="http://schemas.microsoft.com/office/word/2016/wordml/cid" xmlns:w16="http://schemas.microsoft.com/office/word/2018/wordml" xmlns:w16du="http://schemas.microsoft.com/office/word/2023/wordml/word16du" xmlns:w16sdtdh="http://schemas.microsoft.com/office/word/2020/wordml/sdtdatahash" xmlns:w16sdtfl="http://schemas.microsoft.com/office/word/2024/wordml/sdtformatlock" xmlns:w16se="http://schemas.microsoft.com/office/word/2015/wordml/symex" xmlns:wpg="http://schemas.microsoft.com/office/word/2010/wordprocessingGroup" xmlns:wpi="http://schemas.microsoft.com/office/word/2010/wordprocessingInk" xmlns:wne="http://schemas.microsoft.com/office/word/2006/wordml" xmlns:wps="http://schemas.microsoft.com/office/word/2010/wordprocessingShape" mc:Ignorable="w14 w15 w16se w16cid w16 w16cex w16sdtdh w16sdtfl w16du wp14">
+  <w:abstractNum w:abstractNumId="0" w15:restartNumberingAfterBreak="0">
+    <w:nsid w:val="36854C17"/>
+    <w:multiLevelType w:val="multilevel"/>
+    <w:tmpl w:val="9146C07A"/>
+    <w:lvl w:ilvl="0">
+      <w:start w:val="1"/>
+      <w:numFmt w:val="bullet"/>
+      <w:lvlText w:val=""/>
+      <w:lvlJc w:val="left"/>
+      <w:pPr>
+        <w:tabs>
+          <w:tab w:val="num" w:pos="720"/>
+        </w:tabs>
+        <w:ind w:left="720" w:hanging="360"/>
+      </w:pPr>
+      <w:rPr>
+        <w:rFonts w:ascii="Symbol" w:hAnsi="Symbol" w:hint="default"/>
+        <w:sz w:val="20"/>
+      </w:rPr>
+    </w:lvl>
+    <w:lvl w:ilvl="1" w:tentative="1">
+      <w:start w:val="1"/>
+      <w:numFmt w:val="bullet"/>
+      <w:lvlText w:val="o"/>
+      <w:lvlJc w:val="left"/>
+      <w:pPr>
+        <w:tabs>
+          <w:tab w:val="num" w:pos="1440"/>
+        </w:tabs>
+        <w:ind w:left="1440" w:hanging="360"/>
+      </w:pPr>
+      <w:rPr>
+        <w:rFonts w:ascii="Courier New" w:hAnsi="Courier New" w:hint="default"/>
+        <w:sz w:val="20"/>
+      </w:rPr>
+    </w:lvl>
+    <w:lvl w:ilvl="2" w:tentative="1">
+      <w:start w:val="1"/>
+      <w:numFmt w:val="bullet"/>
+      <w:lvlText w:val=""/>
+      <w:lvlJc w:val="left"/>
+      <w:pPr>
+        <w:tabs>
+          <w:tab w:val="num" w:pos="2160"/>
+        </w:tabs>
+        <w:ind w:left="2160" w:hanging="360"/>
+      </w:pPr>
+      <w:rPr>
+        <w:rFonts w:ascii="Wingdings" w:hAnsi="Wingdings" w:hint="default"/>
+        <w:sz w:val="20"/>
+      </w:rPr>
+    </w:lvl>
+    <w:lvl w:ilvl="3" w:tentative="1">
+      <w:start w:val="1"/>
+      <w:numFmt w:val="bullet"/>
+      <w:lvlText w:val=""/>
+      <w:lvlJc w:val="left"/>
+      <w:pPr>
+        <w:tabs>
+          <w:tab w:val="num" w:pos="2880"/>
+        </w:tabs>
+        <w:ind w:left="2880" w:hanging="360"/>
+      </w:pPr>
+      <w:rPr>
+        <w:rFonts w:ascii="Wingdings" w:hAnsi="Wingdings" w:hint="default"/>
+        <w:sz w:val="20"/>
+      </w:rPr>
+    </w:lvl>
+    <w:lvl w:ilvl="4" w:tentative="1">
+      <w:start w:val="1"/>
+      <w:numFmt w:val="bullet"/>
+      <w:lvlText w:val=""/>
+      <w:lvlJc w:val="left"/>
+      <w:pPr>
+        <w:tabs>
+          <w:tab w:val="num" w:pos="3600"/>
+        </w:tabs>
+        <w:ind w:left="3600" w:hanging="360"/>
+      </w:pPr>
+      <w:rPr>
+        <w:rFonts w:ascii="Wingdings" w:hAnsi="Wingdings" w:hint="default"/>
+        <w:sz w:val="20"/>
+      </w:rPr>
+    </w:lvl>
+    <w:lvl w:ilvl="5" w:tentative="1">
+      <w:start w:val="1"/>
+      <w:numFmt w:val="bullet"/>
+      <w:lvlText w:val=""/>
+      <w:lvlJc w:val="left"/>
+      <w:pPr>
+        <w:tabs>
+          <w:tab w:val="num" w:pos="4320"/>
+        </w:tabs>
+        <w:ind w:left="4320" w:hanging="360"/>
+      </w:pPr>
+      <w:rPr>
+        <w:rFonts w:ascii="Wingdings" w:hAnsi="Wingdings" w:hint="default"/>
+        <w:sz w:val="20"/>
+      </w:rPr>
+    </w:lvl>
+    <w:lvl w:ilvl="6" w:tentative="1">
+      <w:start w:val="1"/>
+      <w:numFmt w:val="bullet"/>
+      <w:lvlText w:val=""/>
+      <w:lvlJc w:val="left"/>
+      <w:pPr>
+        <w:tabs>
+          <w:tab w:val="num" w:pos="5040"/>
+        </w:tabs>
+        <w:ind w:left="5040" w:hanging="360"/>
+      </w:pPr>
+      <w:rPr>
+        <w:rFonts w:ascii="Wingdings" w:hAnsi="Wingdings" w:hint="default"/>
+        <w:sz w:val="20"/>
+      </w:rPr>
+    </w:lvl>
+    <w:lvl w:ilvl="7" w:tentative="1">
+      <w:start w:val="1"/>
+      <w:numFmt w:val="bullet"/>
+      <w:lvlText w:val=""/>
+      <w:lvlJc w:val="left"/>
+      <w:pPr>
+        <w:tabs>
+          <w:tab w:val="num" w:pos="5760"/>
+        </w:tabs>
+        <w:ind w:left="5760" w:hanging="360"/>
+      </w:pPr>
+      <w:rPr>
+        <w:rFonts w:ascii="Wingdings" w:hAnsi="Wingdings" w:hint="default"/>
+        <w:sz w:val="20"/>
+      </w:rPr>
+    </w:lvl>
+    <w:lvl w:ilvl="8" w:tentative="1">
+      <w:start w:val="1"/>
+      <w:numFmt w:val="bullet"/>
+      <w:lvlText w:val=""/>
+      <w:lvlJc w:val="left"/>
+      <w:pPr>
+        <w:tabs>
+          <w:tab w:val="num" w:pos="6480"/>
+        </w:tabs>
+        <w:ind w:left="6480" w:hanging="360"/>
+      </w:pPr>
+      <w:rPr>
+        <w:rFonts w:ascii="Wingdings" w:hAnsi="Wingdings" w:hint="default"/>
+        <w:sz w:val="20"/>
+      </w:rPr>
+    </w:lvl>
+  </w:abstractNum>
+  <w:num w:numId="1" w16cid:durableId="1406491233">
+    <w:abstractNumId w:val="0"/>
+  </w:num>
+</w:numbering>
 </file>
 
 <file path=word/styles.xml><?xml version="1.0" encoding="utf-8"?>
